--- a/data/exports/kcet-some-basic-concepts-of-chemistry_revision_notes.docx
+++ b/data/exports/kcet-some-basic-concepts-of-chemistry_revision_notes.docx
@@ -189,7 +189,7 @@
                 <w:color w:val="2D3748"/>
                 <w:sz w:val="19"/>
               </w:rPr>
-              <w:t>Kcet Some Basic Concepts Of Chemistry - Core Application</w:t>
+              <w:t>Mole Concept &amp; Stoichiometry</w:t>
             </w:r>
           </w:p>
         </w:tc>
@@ -209,7 +209,7 @@
               <w:rPr>
                 <w:sz w:val="19"/>
               </w:rPr>
-              <w:t>14 PYQs</w:t>
+              <w:t>11 PYQs</w:t>
             </w:r>
           </w:p>
         </w:tc>
@@ -230,7 +230,94 @@
                 <w:color w:val="718096"/>
                 <w:sz w:val="19"/>
               </w:rPr>
-              <w:t>General Concept</w:t>
+              <w:t>Stoichiometry</w:t>
+            </w:r>
+          </w:p>
+        </w:tc>
+      </w:tr>
+      <w:tr>
+        <w:tc>
+          <w:tcPr>
+            <w:tcW w:type="dxa" w:w="2160"/>
+            <w:shd w:fill="FFFFFF"/>
+            <w:tcMar>
+              <w:top w:w="80" w:type="dxa"/>
+              <w:bottom w:w="80" w:type="dxa"/>
+              <w:left w:w="150" w:type="dxa"/>
+              <w:right w:w="150" w:type="dxa"/>
+            </w:tcMar>
+          </w:tcPr>
+          <w:p>
+            <w:r>
+              <w:rPr>
+                <w:b/>
+                <w:color w:val="718096"/>
+                <w:sz w:val="19"/>
+              </w:rPr>
+              <w:t>Moderate</w:t>
+            </w:r>
+          </w:p>
+        </w:tc>
+        <w:tc>
+          <w:tcPr>
+            <w:tcW w:type="dxa" w:w="4320"/>
+            <w:shd w:fill="FFFFFF"/>
+            <w:tcMar>
+              <w:top w:w="80" w:type="dxa"/>
+              <w:bottom w:w="80" w:type="dxa"/>
+              <w:left w:w="150" w:type="dxa"/>
+              <w:right w:w="150" w:type="dxa"/>
+            </w:tcMar>
+          </w:tcPr>
+          <w:p>
+            <w:r>
+              <w:rPr>
+                <w:b/>
+                <w:color w:val="2D3748"/>
+                <w:sz w:val="19"/>
+              </w:rPr>
+              <w:t>Concentration Terms (Molarity, Molality, Mole Fraction)</w:t>
+            </w:r>
+          </w:p>
+        </w:tc>
+        <w:tc>
+          <w:tcPr>
+            <w:tcW w:type="dxa" w:w="1728"/>
+            <w:shd w:fill="FFFFFF"/>
+            <w:tcMar>
+              <w:top w:w="80" w:type="dxa"/>
+              <w:bottom w:w="80" w:type="dxa"/>
+              <w:left w:w="150" w:type="dxa"/>
+              <w:right w:w="150" w:type="dxa"/>
+            </w:tcMar>
+          </w:tcPr>
+          <w:p>
+            <w:r>
+              <w:rPr>
+                <w:sz w:val="19"/>
+              </w:rPr>
+              <w:t>5 PYQs</w:t>
+            </w:r>
+          </w:p>
+        </w:tc>
+        <w:tc>
+          <w:tcPr>
+            <w:tcW w:type="dxa" w:w="1872"/>
+            <w:shd w:fill="FFFFFF"/>
+            <w:tcMar>
+              <w:top w:w="80" w:type="dxa"/>
+              <w:bottom w:w="80" w:type="dxa"/>
+              <w:left w:w="150" w:type="dxa"/>
+              <w:right w:w="150" w:type="dxa"/>
+            </w:tcMar>
+          </w:tcPr>
+          <w:p>
+            <w:r>
+              <w:rPr>
+                <w:color w:val="718096"/>
+                <w:sz w:val="19"/>
+              </w:rPr>
+              <w:t>Concentration</w:t>
             </w:r>
           </w:p>
         </w:tc>
@@ -311,6 +398,98 @@
           </w:p>
         </w:tc>
       </w:tr>
+      <w:tr>
+        <w:tc>
+          <w:tcPr>
+            <w:tcW w:type="dxa" w:w="3600"/>
+            <w:shd w:fill="F7FAFC"/>
+            <w:tcMar>
+              <w:top w:w="100" w:type="dxa"/>
+              <w:bottom w:w="100" w:type="dxa"/>
+              <w:left w:w="150" w:type="dxa"/>
+              <w:right w:w="150" w:type="dxa"/>
+            </w:tcMar>
+          </w:tcPr>
+          <w:p>
+            <w:r>
+              <w:rPr>
+                <w:b/>
+                <w:color w:val="1A365D"/>
+                <w:sz w:val="19"/>
+              </w:rPr>
+              <w:t>Mole Concept &amp; Stoichiometry</w:t>
+            </w:r>
+          </w:p>
+        </w:tc>
+        <w:tc>
+          <w:tcPr>
+            <w:tcW w:type="dxa" w:w="6480"/>
+            <w:shd w:fill="F7FAFC"/>
+            <w:tcMar>
+              <w:top w:w="100" w:type="dxa"/>
+              <w:bottom w:w="100" w:type="dxa"/>
+              <w:left w:w="150" w:type="dxa"/>
+              <w:right w:w="150" w:type="dxa"/>
+            </w:tcMar>
+          </w:tcPr>
+          <w:p>
+            <w:r>
+              <w:rPr>
+                <w:rFonts w:ascii="Cambria Math" w:hAnsi="Cambria Math"/>
+                <w:color w:val="2D3748"/>
+                <w:sz w:val="19"/>
+              </w:rPr>
+              <w:t>n = \frac{w}{M} = \frac{N}{N_A} = \frac{V_{\text{STP}}\text{ (L)}}{22.4}, \quad \text{Combustion: } \text{C}_x\text{H}_y + \left(x + \frac{y}{4}\right)\text{O}_2 \to x\text{CO}_2 + \frac{y}{2}\text{H}_2\text{O}</w:t>
+            </w:r>
+          </w:p>
+        </w:tc>
+      </w:tr>
+      <w:tr>
+        <w:tc>
+          <w:tcPr>
+            <w:tcW w:type="dxa" w:w="3600"/>
+            <w:shd w:fill="FFFFFF"/>
+            <w:tcMar>
+              <w:top w:w="100" w:type="dxa"/>
+              <w:bottom w:w="100" w:type="dxa"/>
+              <w:left w:w="150" w:type="dxa"/>
+              <w:right w:w="150" w:type="dxa"/>
+            </w:tcMar>
+          </w:tcPr>
+          <w:p>
+            <w:r>
+              <w:rPr>
+                <w:b/>
+                <w:color w:val="1A365D"/>
+                <w:sz w:val="19"/>
+              </w:rPr>
+              <w:t>Concentration Terms (Molarity, Molality, Mole Fraction)</w:t>
+            </w:r>
+          </w:p>
+        </w:tc>
+        <w:tc>
+          <w:tcPr>
+            <w:tcW w:type="dxa" w:w="6480"/>
+            <w:shd w:fill="FFFFFF"/>
+            <w:tcMar>
+              <w:top w:w="100" w:type="dxa"/>
+              <w:bottom w:w="100" w:type="dxa"/>
+              <w:left w:w="150" w:type="dxa"/>
+              <w:right w:w="150" w:type="dxa"/>
+            </w:tcMar>
+          </w:tcPr>
+          <w:p>
+            <w:r>
+              <w:rPr>
+                <w:rFonts w:ascii="Cambria Math" w:hAnsi="Cambria Math"/>
+                <w:color w:val="2D3748"/>
+                <w:sz w:val="19"/>
+              </w:rPr>
+              <w:t>M = \frac{w_B \times 1000}{M_B \times V\text{ (mL)}}, \quad m = \frac{w_B \times 1000}{M_B \times W_A\text{ (g)}}, \quad x_B = \frac{n_B}{n_A + n_B}, \quad \text{ppm} = \frac{w_B}{w_{\text{soln}}} \times 10^6</w:t>
+            </w:r>
+          </w:p>
+        </w:tc>
+      </w:tr>
     </w:tbl>
     <w:p>
       <w:pPr>
@@ -338,7 +517,7 @@
           <w:color w:val="2B6CB0"/>
           <w:sz w:val="24"/>
         </w:rPr>
-        <w:t>3.1 Kcet Some Basic Concepts Of Chemistry - Core Application (High Yield — 14 PYQs)</w:t>
+        <w:t>3.1 Mole Concept &amp; Stoichiometry (High Yield — 11 PYQs)</w:t>
       </w:r>
     </w:p>
     <w:p>
@@ -353,7 +532,7 @@
         <w:rPr>
           <w:sz w:val="20"/>
         </w:rPr>
-        <w:t>Key problem pattern in Kcet Some Basic Concepts Of Chemistry.</w:t>
+        <w:t>Mole relationships, mass-volume stoichiometry, empirical vs molecular formulas, and limiting reagent identification.</w:t>
       </w:r>
     </w:p>
     <w:tbl>
@@ -391,7 +570,7 @@
                 <w:color w:val="2D3748"/>
                 <w:sz w:val="19"/>
               </w:rPr>
-              <w:t>Watch for algebraic and sign errors.</w:t>
+              <w:t>Always balance the chemical reaction before calculating limiting reagent moles/stoichiometric coefficient ratios.</w:t>
             </w:r>
           </w:p>
         </w:tc>
@@ -432,7 +611,7 @@
                 <w:color w:val="2D3748"/>
                 <w:sz w:val="19"/>
               </w:rPr>
-              <w:t>Verify dimensions and boundary conditions.</w:t>
+              <w:t>The reactant with the SMALLEST ratio of (Initial Moles / Stoichiometric Coefficient) is the limiting reagent.</w:t>
             </w:r>
           </w:p>
         </w:tc>
@@ -515,6 +694,160 @@
           <w:b/>
           <w:sz w:val="18"/>
         </w:rPr>
+        <w:t xml:space="preserve">[2025 Shift] Q#4 (MCQ): </w:t>
+      </w:r>
+      <w:r>
+        <w:rPr>
+          <w:sz w:val="18"/>
+        </w:rPr>
+        <w:t xml:space="preserve">"Select the INCORRECT statement/s from the following: (a) 22 books have infinite significant figures (b) In the answer of calculation $2.5 \t..."  </w:t>
+      </w:r>
+      <w:r>
+        <w:rPr>
+          <w:b/>
+          <w:color w:val="2B6CB0"/>
+          <w:sz w:val="18"/>
+        </w:rPr>
+        <w:t>[Ans: N/A]</w:t>
+      </w:r>
+    </w:p>
+    <w:p>
+      <w:pPr>
+        <w:spacing w:after="120"/>
+      </w:pPr>
+    </w:p>
+    <w:p>
+      <w:pPr>
+        <w:pStyle w:val="Heading2"/>
+      </w:pPr>
+      <w:r>
+        <w:rPr>
+          <w:color w:val="2B6CB0"/>
+          <w:sz w:val="24"/>
+        </w:rPr>
+        <w:t>3.2 Concentration Terms (Molarity, Molality, Mole Fraction) (Moderate Yield — 5 PYQs)</w:t>
+      </w:r>
+    </w:p>
+    <w:p>
+      <w:r>
+        <w:rPr>
+          <w:b/>
+          <w:sz w:val="20"/>
+        </w:rPr>
+        <w:t xml:space="preserve">Core Principle: </w:t>
+      </w:r>
+      <w:r>
+        <w:rPr>
+          <w:sz w:val="20"/>
+        </w:rPr>
+        <w:t>Formulas for solution concentrations, temperature dependence, and dilution relation M_1 V_1 = M_2 V_2.</w:t>
+      </w:r>
+    </w:p>
+    <w:tbl>
+      <w:tblPr>
+        <w:tblW w:type="auto" w:w="0"/>
+        <w:jc w:val="center"/>
+        <w:tblLook w:firstColumn="1" w:firstRow="1" w:lastColumn="0" w:lastRow="0" w:noHBand="0" w:noVBand="1" w:val="04A0"/>
+      </w:tblPr>
+      <w:tblGrid>
+        <w:gridCol w:w="10080"/>
+      </w:tblGrid>
+      <w:tr>
+        <w:tc>
+          <w:tcPr>
+            <w:tcW w:type="dxa" w:w="10080"/>
+            <w:shd w:fill="FFF5F5"/>
+            <w:tcMar>
+              <w:top w:w="100" w:type="dxa"/>
+              <w:bottom w:w="100" w:type="dxa"/>
+              <w:left w:w="150" w:type="dxa"/>
+              <w:right w:w="150" w:type="dxa"/>
+            </w:tcMar>
+          </w:tcPr>
+          <w:p>
+            <w:r>
+              <w:rPr>
+                <w:b/>
+                <w:color w:val="C53030"/>
+                <w:sz w:val="19"/>
+              </w:rPr>
+              <w:t xml:space="preserve">⚠️ Common Trap / JEE Pitfall: </w:t>
+            </w:r>
+            <w:r>
+              <w:rPr>
+                <w:color w:val="2D3748"/>
+                <w:sz w:val="19"/>
+              </w:rPr>
+              <w:t>Molarity (M) and Normality (N) change with temperature (due to volume expansion), while Molality (m) and Mole Fraction (x) are temperature INDEPENDENT.</w:t>
+            </w:r>
+          </w:p>
+        </w:tc>
+      </w:tr>
+    </w:tbl>
+    <w:tbl>
+      <w:tblPr>
+        <w:tblW w:type="auto" w:w="0"/>
+        <w:jc w:val="center"/>
+        <w:tblLook w:firstColumn="1" w:firstRow="1" w:lastColumn="0" w:lastRow="0" w:noHBand="0" w:noVBand="1" w:val="04A0"/>
+      </w:tblPr>
+      <w:tblGrid>
+        <w:gridCol w:w="10080"/>
+      </w:tblGrid>
+      <w:tr>
+        <w:tc>
+          <w:tcPr>
+            <w:tcW w:type="dxa" w:w="10080"/>
+            <w:shd w:fill="F0FFF4"/>
+            <w:tcMar>
+              <w:top w:w="100" w:type="dxa"/>
+              <w:bottom w:w="100" w:type="dxa"/>
+              <w:left w:w="150" w:type="dxa"/>
+              <w:right w:w="150" w:type="dxa"/>
+            </w:tcMar>
+          </w:tcPr>
+          <w:p>
+            <w:r>
+              <w:rPr>
+                <w:b/>
+                <w:color w:val="276749"/>
+                <w:sz w:val="19"/>
+              </w:rPr>
+              <w:t xml:space="preserve">💡 Speed Hack / Trick: </w:t>
+            </w:r>
+            <w:r>
+              <w:rPr>
+                <w:color w:val="2D3748"/>
+                <w:sz w:val="19"/>
+              </w:rPr>
+              <w:t>Direct conversion formula: m = (1000 M / 1000 d - M M_B), where d is solution density in g/mL.</w:t>
+            </w:r>
+          </w:p>
+        </w:tc>
+      </w:tr>
+    </w:tbl>
+    <w:p>
+      <w:pPr>
+        <w:spacing w:before="120" w:after="40"/>
+      </w:pPr>
+      <w:r>
+        <w:rPr>
+          <w:b/>
+          <w:color w:val="1A365D"/>
+          <w:sz w:val="19"/>
+        </w:rPr>
+        <w:t>Source PYQs testing this concept:</w:t>
+      </w:r>
+    </w:p>
+    <w:p>
+      <w:pPr>
+        <w:pStyle w:val="ListBullet"/>
+        <w:spacing w:after="40"/>
+      </w:pPr>
+      <w:r>
+        <w:rPr>
+          <w:b/>
+          <w:sz w:val="18"/>
+        </w:rPr>
         <w:t xml:space="preserve">[2025 Shift] Q#3 (MCQ): </w:t>
       </w:r>
       <w:r>
@@ -530,6 +863,60 @@
           <w:sz w:val="18"/>
         </w:rPr>
         <w:t>[Ans: A]</w:t>
+      </w:r>
+    </w:p>
+    <w:p>
+      <w:pPr>
+        <w:pStyle w:val="ListBullet"/>
+        <w:spacing w:after="40"/>
+      </w:pPr>
+      <w:r>
+        <w:rPr>
+          <w:b/>
+          <w:sz w:val="18"/>
+        </w:rPr>
+        <w:t xml:space="preserve">[2024 Shift] Q#1 (MCQ): </w:t>
+      </w:r>
+      <w:r>
+        <w:rPr>
+          <w:sz w:val="18"/>
+        </w:rPr>
+        <w:t xml:space="preserve">"0.48 g of an organic compound on complete combustion produced 0.22 g of CO_(2) . The percentage of C in the given organic compound is..."  </w:t>
+      </w:r>
+      <w:r>
+        <w:rPr>
+          <w:b/>
+          <w:color w:val="2B6CB0"/>
+          <w:sz w:val="18"/>
+        </w:rPr>
+        <w:t>[Ans: N/A]</w:t>
+      </w:r>
+    </w:p>
+    <w:p>
+      <w:pPr>
+        <w:pStyle w:val="ListBullet"/>
+        <w:spacing w:after="40"/>
+      </w:pPr>
+      <w:r>
+        <w:rPr>
+          <w:b/>
+          <w:sz w:val="18"/>
+        </w:rPr>
+        <w:t xml:space="preserve">[2022 Shift] Q#2 (MCQ): </w:t>
+      </w:r>
+      <w:r>
+        <w:rPr>
+          <w:sz w:val="18"/>
+        </w:rPr>
+        <w:t xml:space="preserve">"An aqueous solution of alcohol contains 18g of water and 414g of ethyl alcohol. The mole fraction of water is..."  </w:t>
+      </w:r>
+      <w:r>
+        <w:rPr>
+          <w:b/>
+          <w:color w:val="2B6CB0"/>
+          <w:sz w:val="18"/>
+        </w:rPr>
+        <w:t>[Ans: N/A]</w:t>
       </w:r>
     </w:p>
     <w:p>
@@ -660,6 +1047,129 @@
               <w:t>Solution Analysis:</w:t>
               <w:br/>
               <w:t>For mole concept, we use these basic relations: 1 mole of any substance contains 6.02 × 10^23 particles. 1 mole of any gas at STP occupies 22.4 L. Also, Mass=Number of moles × Molar mass For (a), ethene is C_(2)H_(4) . Its molar mass is 2 × 12+4 × 1=28g mol^-1 So, mass of 2 moles of ethene is 2 × 28=56g Hence, (a) → (ii) For (b), mass is 66 g. This matches carbon dioxide, CO_(2) , because molar mass of CO_(2) is 12+2 × 16=44g mol^-1 Number of moles of CO_(2) is (66 / 44)=1.5 Hence, (b) → (iv) For (c), molar mass of H_(2) is 2 g mol ^-1 . So, 1 g of H_(2) means (1 / 2)=0.5mole At STP, 1 mole of gas occupies 22.4 L. So, 0.5 mole occupies 0.5 × 22.4=11.2L Hence, (c) → (i) For (d), 2 moles of water vapours contain 2 × 6.02 × 10^23=12.04 × 10^23 molecules. Hence, (d) → (iii) So the correct matching is: a-ii,b-iv,c-i,d-iii Correct option: Option A.</w:t>
+            </w:r>
+          </w:p>
+        </w:tc>
+      </w:tr>
+    </w:tbl>
+    <w:p>
+      <w:pPr>
+        <w:spacing w:after="120"/>
+      </w:pPr>
+    </w:p>
+    <w:p>
+      <w:pPr>
+        <w:spacing w:before="160" w:after="40"/>
+      </w:pPr>
+      <w:r>
+        <w:rPr>
+          <w:b/>
+          <w:color w:val="1A365D"/>
+          <w:sz w:val="22"/>
+        </w:rPr>
+        <w:t>Benchmark Problem 2: KCET 2025 (Q#3)</w:t>
+      </w:r>
+    </w:p>
+    <w:p>
+      <w:pPr>
+        <w:spacing w:after="80"/>
+      </w:pPr>
+      <w:r>
+        <w:rPr>
+          <w:sz w:val="20"/>
+        </w:rPr>
+        <w:t>Which of the following methods of expressing concentration are unitless?</w:t>
+      </w:r>
+    </w:p>
+    <w:p>
+      <w:pPr>
+        <w:pStyle w:val="ListBullet"/>
+        <w:spacing w:after="20"/>
+      </w:pPr>
+      <w:r>
+        <w:rPr>
+          <w:b/>
+          <w:color w:val="276749"/>
+          <w:sz w:val="19"/>
+        </w:rPr>
+        <w:t>(A) Mole fraction and Mass percent (W/W)</w:t>
+      </w:r>
+    </w:p>
+    <w:p>
+      <w:pPr>
+        <w:pStyle w:val="ListBullet"/>
+        <w:spacing w:after="20"/>
+      </w:pPr>
+      <w:r>
+        <w:rPr>
+          <w:sz w:val="19"/>
+        </w:rPr>
+        <w:t>(B) Molality and Mole fraction</w:t>
+      </w:r>
+    </w:p>
+    <w:p>
+      <w:pPr>
+        <w:pStyle w:val="ListBullet"/>
+        <w:spacing w:after="20"/>
+      </w:pPr>
+      <w:r>
+        <w:rPr>
+          <w:sz w:val="19"/>
+        </w:rPr>
+        <w:t>(C) Mass percent (W/W) and Molality</w:t>
+      </w:r>
+    </w:p>
+    <w:p>
+      <w:pPr>
+        <w:pStyle w:val="ListBullet"/>
+        <w:spacing w:after="20"/>
+      </w:pPr>
+      <w:r>
+        <w:rPr>
+          <w:sz w:val="19"/>
+        </w:rPr>
+        <w:t>(D) Molality and Molarity</w:t>
+      </w:r>
+    </w:p>
+    <w:tbl>
+      <w:tblPr>
+        <w:tblW w:type="auto" w:w="0"/>
+        <w:jc w:val="center"/>
+        <w:tblLook w:firstColumn="1" w:firstRow="1" w:lastColumn="0" w:lastRow="0" w:noHBand="0" w:noVBand="1" w:val="04A0"/>
+      </w:tblPr>
+      <w:tblGrid>
+        <w:gridCol w:w="10080"/>
+      </w:tblGrid>
+      <w:tr>
+        <w:tc>
+          <w:tcPr>
+            <w:tcW w:type="dxa" w:w="10080"/>
+            <w:shd w:fill="F7FAFC"/>
+            <w:tcMar>
+              <w:top w:w="100" w:type="dxa"/>
+              <w:bottom w:w="100" w:type="dxa"/>
+              <w:left w:w="150" w:type="dxa"/>
+              <w:right w:w="150" w:type="dxa"/>
+            </w:tcMar>
+          </w:tcPr>
+          <w:p>
+            <w:r>
+              <w:rPr>
+                <w:b/>
+                <w:color w:val="1A365D"/>
+                <w:sz w:val="19"/>
+              </w:rPr>
+              <w:t>Correct Answer: A</w:t>
+              <w:br/>
+            </w:r>
+            <w:r>
+              <w:rPr>
+                <w:color w:val="2D3748"/>
+                <w:sz w:val="18"/>
+              </w:rPr>
+              <w:t>Solution Analysis:</w:t>
+              <w:br/>
+              <w:t>Option A is correct: mole fraction and mass percent (w/w) are both unitless. Mole fraction x_(i)=\fracn_(i)\undersetj∑n_(j) It’s simply a ratio of moles, so no units. Mass percent (w/w) mass %=(mass of solute / total mass of solution) × 100% Again, a ratio of masses, giving a percentage without units. By contrast, molality has units of mol/kg and molarity has mol/L, so neither is unitless.</w:t>
             </w:r>
           </w:p>
         </w:tc>

--- a/data/exports/kcet-some-basic-concepts-of-chemistry_revision_notes.docx
+++ b/data/exports/kcet-some-basic-concepts-of-chemistry_revision_notes.docx
@@ -13,7 +13,7 @@
           <w:color w:val="1A365D"/>
           <w:sz w:val="44"/>
         </w:rPr>
-        <w:t>JEE MAIN REVISION MASTER: SOME BASIC CONCEPTS OF CHEMISTRY 2026 2 QUESTIONS 3.33% WEIGHTAGE</w:t>
+        <w:t>JEE MAIN REVISION MASTER: SOME BASIC CONCEPTS OF CHEMISTRY</w:t>
       </w:r>
     </w:p>
     <w:p>
@@ -209,7 +209,7 @@
               <w:rPr>
                 <w:sz w:val="19"/>
               </w:rPr>
-              <w:t>11 PYQs</w:t>
+              <w:t>12 PYQs</w:t>
             </w:r>
           </w:p>
         </w:tc>
@@ -296,7 +296,7 @@
               <w:rPr>
                 <w:sz w:val="19"/>
               </w:rPr>
-              <w:t>5 PYQs</w:t>
+              <w:t>4 PYQs</w:t>
             </w:r>
           </w:p>
         </w:tc>
@@ -517,7 +517,7 @@
           <w:color w:val="2B6CB0"/>
           <w:sz w:val="24"/>
         </w:rPr>
-        <w:t>3.1 Mole Concept &amp; Stoichiometry (High Yield — 11 PYQs)</w:t>
+        <w:t>3.1 Mole Concept &amp; Stoichiometry (High Yield — 12 PYQs)</w:t>
       </w:r>
     </w:p>
     <w:p>
@@ -725,7 +725,7 @@
           <w:color w:val="2B6CB0"/>
           <w:sz w:val="24"/>
         </w:rPr>
-        <w:t>3.2 Concentration Terms (Molarity, Molality, Mole Fraction) (Moderate Yield — 5 PYQs)</w:t>
+        <w:t>3.2 Concentration Terms (Molarity, Molality, Mole Fraction) (Moderate Yield — 4 PYQs)</w:t>
       </w:r>
     </w:p>
     <w:p>
@@ -875,13 +875,13 @@
           <w:b/>
           <w:sz w:val="18"/>
         </w:rPr>
-        <w:t xml:space="preserve">[2024 Shift] Q#1 (MCQ): </w:t>
+        <w:t xml:space="preserve">[2022 Shift] Q#2 (MCQ): </w:t>
       </w:r>
       <w:r>
         <w:rPr>
           <w:sz w:val="18"/>
         </w:rPr>
-        <w:t xml:space="preserve">"0.48 g of an organic compound on complete combustion produced 0.22 g of CO_(2) . The percentage of C in the given organic compound is..."  </w:t>
+        <w:t xml:space="preserve">"An aqueous solution of alcohol contains 18g of water and 414g of ethyl alcohol. The mole fraction of water is..."  </w:t>
       </w:r>
       <w:r>
         <w:rPr>
@@ -902,13 +902,13 @@
           <w:b/>
           <w:sz w:val="18"/>
         </w:rPr>
-        <w:t xml:space="preserve">[2022 Shift] Q#2 (MCQ): </w:t>
+        <w:t xml:space="preserve">[2020 Shift] Q#1 (MCQ): </w:t>
       </w:r>
       <w:r>
         <w:rPr>
           <w:sz w:val="18"/>
         </w:rPr>
-        <w:t xml:space="preserve">"An aqueous solution of alcohol contains 18g of water and 414g of ethyl alcohol. The mole fraction of water is..."  </w:t>
+        <w:t xml:space="preserve">"A gas mixture contains 25%He and 75%CH_(4) by volume at a given temperature and pressure. The percentage by mass of methane in the mixtu..."  </w:t>
       </w:r>
       <w:r>
         <w:rPr>

--- a/data/exports/kcet-some-basic-concepts-of-chemistry_revision_notes.docx
+++ b/data/exports/kcet-some-basic-concepts-of-chemistry_revision_notes.docx
@@ -189,7 +189,7 @@
                 <w:color w:val="2D3748"/>
                 <w:sz w:val="19"/>
               </w:rPr>
-              <w:t>Mole Concept &amp; Stoichiometry</w:t>
+              <w:t>Mole Concept, Molar Mass &amp; Stoichiometry</w:t>
             </w:r>
           </w:p>
         </w:tc>
@@ -209,7 +209,7 @@
               <w:rPr>
                 <w:sz w:val="19"/>
               </w:rPr>
-              <w:t>12 PYQs</w:t>
+              <w:t>13 PYQs</w:t>
             </w:r>
           </w:p>
         </w:tc>
@@ -230,7 +230,7 @@
                 <w:color w:val="718096"/>
                 <w:sz w:val="19"/>
               </w:rPr>
-              <w:t>Stoichiometry</w:t>
+              <w:t>Quantitative Stoichiometry</w:t>
             </w:r>
           </w:p>
         </w:tc>
@@ -254,7 +254,7 @@
                 <w:color w:val="718096"/>
                 <w:sz w:val="19"/>
               </w:rPr>
-              <w:t>Moderate</w:t>
+              <w:t>Standard</w:t>
             </w:r>
           </w:p>
         </w:tc>
@@ -276,7 +276,7 @@
                 <w:color w:val="2D3748"/>
                 <w:sz w:val="19"/>
               </w:rPr>
-              <w:t>Concentration Terms (Molarity, Molality, Mole Fraction)</w:t>
+              <w:t>Concentration Terms: Molarity, Molality &amp; Mole Fraction</w:t>
             </w:r>
           </w:p>
         </w:tc>
@@ -296,7 +296,7 @@
               <w:rPr>
                 <w:sz w:val="19"/>
               </w:rPr>
-              <w:t>4 PYQs</w:t>
+              <w:t>2 PYQs</w:t>
             </w:r>
           </w:p>
         </w:tc>
@@ -317,7 +317,7 @@
                 <w:color w:val="718096"/>
                 <w:sz w:val="19"/>
               </w:rPr>
-              <w:t>Concentration</w:t>
+              <w:t>Solutions &amp; Concentrations</w:t>
             </w:r>
           </w:p>
         </w:tc>
@@ -417,7 +417,7 @@
                 <w:color w:val="1A365D"/>
                 <w:sz w:val="19"/>
               </w:rPr>
-              <w:t>Mole Concept &amp; Stoichiometry</w:t>
+              <w:t>Mole Concept, Molar Mass &amp; Stoichiometry</w:t>
             </w:r>
           </w:p>
         </w:tc>
@@ -439,7 +439,7 @@
                 <w:color w:val="2D3748"/>
                 <w:sz w:val="19"/>
               </w:rPr>
-              <w:t>n = \frac{w}{M} = \frac{N}{N_A} = \frac{V_{\text{STP}}\text{ (L)}}{22.4}, \quad \text{Combustion: } \text{C}_x\text{H}_y + \left(x + \frac{y}{4}\right)\text{O}_2 \to x\text{CO}_2 + \frac{y}{2}\text{H}_2\text{O}</w:t>
+              <w:t>n = \frac{w}{M} = \frac{N}{6.022 \times 10^{23}} = \frac{V_{\text{STP}}}{22.4\text{ L}}, \quad \text{Empirical Formula} = (\text{Simplest Ratio})_n</w:t>
             </w:r>
           </w:p>
         </w:tc>
@@ -463,7 +463,7 @@
                 <w:color w:val="1A365D"/>
                 <w:sz w:val="19"/>
               </w:rPr>
-              <w:t>Concentration Terms (Molarity, Molality, Mole Fraction)</w:t>
+              <w:t>Concentration Terms: Molarity, Molality &amp; Mole Fraction</w:t>
             </w:r>
           </w:p>
         </w:tc>
@@ -485,7 +485,7 @@
                 <w:color w:val="2D3748"/>
                 <w:sz w:val="19"/>
               </w:rPr>
-              <w:t>M = \frac{w_B \times 1000}{M_B \times V\text{ (mL)}}, \quad m = \frac{w_B \times 1000}{M_B \times W_A\text{ (g)}}, \quad x_B = \frac{n_B}{n_A + n_B}, \quad \text{ppm} = \frac{w_B}{w_{\text{soln}}} \times 10^6</w:t>
+              <w:t>M = \frac{w_B \times 1000}{M_B \times V(\text{mL})}, \quad m = \frac{w_B \times 1000}{M_B \times w_A(\text{g})}, \quad M_1 V_1 = M_2 V_2</w:t>
             </w:r>
           </w:p>
         </w:tc>
@@ -517,7 +517,7 @@
           <w:color w:val="2B6CB0"/>
           <w:sz w:val="24"/>
         </w:rPr>
-        <w:t>3.1 Mole Concept &amp; Stoichiometry (High Yield — 12 PYQs)</w:t>
+        <w:t>3.1 Mole Concept, Molar Mass &amp; Stoichiometry (High Yield — 13 PYQs)</w:t>
       </w:r>
     </w:p>
     <w:p>
@@ -532,7 +532,7 @@
         <w:rPr>
           <w:sz w:val="20"/>
         </w:rPr>
-        <w:t>Mole relationships, mass-volume stoichiometry, empirical vs molecular formulas, and limiting reagent identification.</w:t>
+        <w:t>Mole concept calculations: n = (w / M) = (N / N_A) = (V(at STP) / 22.4 L). Stoichiometry and identification of limiting reagents that determine product yield.</w:t>
       </w:r>
     </w:p>
     <w:tbl>
@@ -570,7 +570,7 @@
                 <w:color w:val="2D3748"/>
                 <w:sz w:val="19"/>
               </w:rPr>
-              <w:t>Always balance the chemical reaction before calculating limiting reagent moles/stoichiometric coefficient ratios.</w:t>
+              <w:t>At STP (1 bar, 273.15 K), molar volume of ideal gas is 22.7 L; at standard old STP (1 atm, 0°C), it is 22.4 L.</w:t>
             </w:r>
           </w:p>
         </w:tc>
@@ -611,7 +611,7 @@
                 <w:color w:val="2D3748"/>
                 <w:sz w:val="19"/>
               </w:rPr>
-              <w:t>The reactant with the SMALLEST ratio of (Initial Moles / Stoichiometric Coefficient) is the limiting reagent.</w:t>
+              <w:t>Number of atoms in a sample = Moles × N_A × Atomicity.</w:t>
             </w:r>
           </w:p>
         </w:tc>
@@ -725,7 +725,7 @@
           <w:color w:val="2B6CB0"/>
           <w:sz w:val="24"/>
         </w:rPr>
-        <w:t>3.2 Concentration Terms (Molarity, Molality, Mole Fraction) (Moderate Yield — 4 PYQs)</w:t>
+        <w:t>3.2 Concentration Terms: Molarity, Molality &amp; Mole Fraction (Standard Yield — 2 PYQs)</w:t>
       </w:r>
     </w:p>
     <w:p>
@@ -740,7 +740,7 @@
         <w:rPr>
           <w:sz w:val="20"/>
         </w:rPr>
-        <w:t>Formulas for solution concentrations, temperature dependence, and dilution relation M_1 V_1 = M_2 V_2.</w:t>
+        <w:t>Molarity M = (moles of solute / Volume of solution (L)) (temperature dependent). Molality m = (moles of solute / Mass of solvent (kg)) (temperature independent). Mole fraction χ_B = (n_B / n_A + n_B).</w:t>
       </w:r>
     </w:p>
     <w:tbl>
@@ -778,7 +778,7 @@
                 <w:color w:val="2D3748"/>
                 <w:sz w:val="19"/>
               </w:rPr>
-              <w:t>Molarity (M) and Normality (N) change with temperature (due to volume expansion), while Molality (m) and Mole Fraction (x) are temperature INDEPENDENT.</w:t>
+              <w:t>Molality and mole fraction are independent of temperature because they depend strictly on masses, not solution volume.</w:t>
             </w:r>
           </w:p>
         </w:tc>
@@ -819,7 +819,7 @@
                 <w:color w:val="2D3748"/>
                 <w:sz w:val="19"/>
               </w:rPr>
-              <w:t>Direct conversion formula: m = (1000 M / 1000 d - M M_B), where d is solution density in g/mL.</w:t>
+              <w:t>Relation between Molarity (M) and Molality (m): m = (1000 M / 1000 d - M M_B) where d is density in g/mL.</w:t>
             </w:r>
           </w:p>
         </w:tc>
@@ -882,33 +882,6 @@
           <w:sz w:val="18"/>
         </w:rPr>
         <w:t xml:space="preserve">"An aqueous solution of alcohol contains 18g of water and 414g of ethyl alcohol. The mole fraction of water is..."  </w:t>
-      </w:r>
-      <w:r>
-        <w:rPr>
-          <w:b/>
-          <w:color w:val="2B6CB0"/>
-          <w:sz w:val="18"/>
-        </w:rPr>
-        <w:t>[Ans: N/A]</w:t>
-      </w:r>
-    </w:p>
-    <w:p>
-      <w:pPr>
-        <w:pStyle w:val="ListBullet"/>
-        <w:spacing w:after="40"/>
-      </w:pPr>
-      <w:r>
-        <w:rPr>
-          <w:b/>
-          <w:sz w:val="18"/>
-        </w:rPr>
-        <w:t xml:space="preserve">[2020 Shift] Q#1 (MCQ): </w:t>
-      </w:r>
-      <w:r>
-        <w:rPr>
-          <w:sz w:val="18"/>
-        </w:rPr>
-        <w:t xml:space="preserve">"A gas mixture contains 25%He and 75%CH_(4) by volume at a given temperature and pressure. The percentage by mass of methane in the mixtu..."  </w:t>
       </w:r>
       <w:r>
         <w:rPr>
